--- a/OOP/Lab texts/12_UML_диаграммы.docx
+++ b/OOP/Lab texts/12_UML_диаграммы.docx
@@ -175,6 +175,38 @@
         </w:rPr>
         <w:t>диаграмм</w:t>
       </w:r>
+      <w:r>
+        <w:rPr>
+          <w:rFonts w:eastAsia="Times New Roman"/>
+          <w:b/>
+          <w:color w:val="000000" w:themeColor="text1"/>
+          <w:lang w:eastAsia="ru-RU"/>
+          <w14:shadow w14:blurRad="38100" w14:dist="19050" w14:dir="2700000" w14:sx="100000" w14:sy="100000" w14:kx="0" w14:ky="0" w14:algn="tl">
+            <w14:schemeClr w14:val="dk1">
+              <w14:alpha w14:val="60000"/>
+            </w14:schemeClr>
+          </w14:shadow>
+          <w14:textOutline w14:w="0" w14:cap="flat" w14:cmpd="sng" w14:algn="ctr">
+            <w14:noFill/>
+            <w14:prstDash w14:val="solid"/>
+            <w14:round/>
+          </w14:textOutline>
+        </w:rPr>
+        <w:t xml:space="preserve"> </w:t>
+      </w:r>
+    </w:p>
+    <w:p>
+      <w:pPr>
+        <w:rPr>
+          <w:lang w:eastAsia="ru-RU"/>
+        </w:rPr>
+      </w:pPr>
+      <w:r>
+        <w:rPr>
+          <w:lang w:eastAsia="ru-RU"/>
+        </w:rPr>
+        <w:t>Курсач в помощь</w:t>
+      </w:r>
     </w:p>
     <w:p>
       <w:pPr>
@@ -250,23 +282,7 @@
           <w:sz w:val="28"/>
           <w:szCs w:val="28"/>
         </w:rPr>
-        <w:t>те следующие диаграммы UML (изучите</w:t>
-      </w:r>
-      <w:r>
-        <w:rPr>
-          <w:rFonts w:ascii="Times New Roman" w:hAnsi="Times New Roman" w:cs="Times New Roman"/>
-          <w:sz w:val="28"/>
-          <w:szCs w:val="28"/>
-        </w:rPr>
-        <w:t xml:space="preserve"> </w:t>
-      </w:r>
-      <w:r>
-        <w:rPr>
-          <w:rFonts w:ascii="Times New Roman" w:hAnsi="Times New Roman" w:cs="Times New Roman"/>
-          <w:sz w:val="28"/>
-          <w:szCs w:val="28"/>
-        </w:rPr>
-        <w:t>спецификацию UML 2.5. в текущей папке):</w:t>
+        <w:t>те следующие диаграммы UML (изучите спецификацию UML 2.5. в текущей папке):</w:t>
       </w:r>
     </w:p>
     <w:p>
